--- a/app/dogovor-zipsklad.docx
+++ b/app/dogovor-zipsklad.docx
@@ -29,8 +29,8 @@
           <w:rFonts w:ascii="Times New Roman" w:cs="Times New Roman" w:eastAsia="Times New Roman" w:hAnsi="Times New Roman"/>
           <w:b w:val="false"/>
           <w:bCs w:val="false"/>
-          <w:sz w:val="21"/>
-          <w:szCs w:val="21"/>
+          <w:sz w:val="19"/>
+          <w:szCs w:val="19"/>
         </w:rPr>
         <w:t xml:space="preserve">на разработку программного обеспечения</w:t>
       </w:r>
@@ -42,8 +42,8 @@
           <w:rFonts w:ascii="Times New Roman" w:cs="Times New Roman" w:eastAsia="Times New Roman" w:hAnsi="Times New Roman"/>
           <w:b w:val="false"/>
           <w:bCs w:val="false"/>
-          <w:sz w:val="21"/>
-          <w:szCs w:val="21"/>
+          <w:sz w:val="19"/>
+          <w:szCs w:val="19"/>
         </w:rPr>
         <w:t xml:space="preserve">(с условиями о неразглашении конфиденциальной информации — NDA)</w:t>
       </w:r>
@@ -228,7 +228,7 @@
     <w:p>
       <w:pPr>
         <w:keepNext/>
-        <w:spacing w:after="90" w:before="220"/>
+        <w:spacing w:after="90" w:before="60"/>
       </w:pPr>
       <w:r>
         <w:rPr>
@@ -274,7 +274,7 @@
           <w:sz w:val="21"/>
           <w:szCs w:val="21"/>
         </w:rPr>
-        <w:t xml:space="preserve">систему управления сетью складов self storage «ZIPSKLAD» и новый сайт</w:t>
+        <w:t xml:space="preserve">систему управления сетью складов индивидуального хранения (self storage) и новый сайт</w:t>
       </w:r>
       <w:r>
         <w:rPr>
@@ -329,7 +329,7 @@
           <w:sz w:val="21"/>
           <w:szCs w:val="21"/>
         </w:rPr>
-        <w:t xml:space="preserve">, являющемся неотъемлемой частью настоящего Договора. Ключевые блоки: пульт сети, склады и боксы с планами, договоры и арендаторы, массовое выставление счетов, интеграция Kaspi Платежи, автоматическое управление доступом (включая вход по звонку с определением номера), личный кабинет клиента, канбан заявок, IP-телефония и WhatsApp, аналитика, админка, сайт сети складов, передача данных о заявках и сделках в рекламные системы через Conversions API (CAPI), оформление логотипа и технической части фирменного стиля.</w:t>
+        <w:t xml:space="preserve">, являющемся неотъемлемой частью настоящего Договора. Ключевые блоки: пульт сети, склады и боксы с планами, договоры и арендаторы, массовое выставление счетов, интеграция Kaspi Платежи, автоматическое управление доступом (включая вход по звонку с определением номера), личный кабинет клиента, CRM с карточкой клиента и воронкой обращений, канбан заявок, эквайринг банковских карт как дополнительный канал оплаты, формирование счетов на оплату для юридических лиц, поле скидки по клиенту и по складу, IP-телефония и WhatsApp, аналитика, роли и права доступа, админка, сайт сети складов, передача данных о заявках и сделках в рекламные системы через Conversions API (CAPI), оформление логотипа и технической части фирменного стиля.</w:t>
       </w:r>
     </w:p>
     <w:p>
@@ -379,6 +379,151 @@
           <w:sz w:val="21"/>
           <w:szCs w:val="21"/>
         </w:rPr>
+        <w:t xml:space="preserve">Согласование состава CRM и прав доступа.</w:t>
+      </w:r>
+      <w:r>
+        <w:rPr>
+          <w:rFonts w:ascii="Times New Roman" w:cs="Times New Roman" w:eastAsia="Times New Roman" w:hAnsi="Times New Roman"/>
+          <w:b w:val="false"/>
+          <w:bCs w:val="false"/>
+          <w:sz w:val="21"/>
+          <w:szCs w:val="21"/>
+        </w:rPr>
+        <w:t xml:space="preserve"> Состав полей карточки клиента, стадии воронки обращений и критерии приёмки блока CRM, а также конкретное распределение прав по ролям (владелец, менеджер, оператор охраны, администратор, клиент) </w:t>
+      </w:r>
+      <w:r>
+        <w:rPr>
+          <w:rFonts w:ascii="Times New Roman" w:cs="Times New Roman" w:eastAsia="Times New Roman" w:hAnsi="Times New Roman"/>
+          <w:b/>
+          <w:bCs/>
+          <w:sz w:val="21"/>
+          <w:szCs w:val="21"/>
+        </w:rPr>
+        <w:t xml:space="preserve">согласовываются Сторонами на этапе «Ядро»</w:t>
+      </w:r>
+      <w:r>
+        <w:rPr>
+          <w:rFonts w:ascii="Times New Roman" w:cs="Times New Roman" w:eastAsia="Times New Roman" w:hAnsi="Times New Roman"/>
+          <w:b w:val="false"/>
+          <w:bCs w:val="false"/>
+          <w:sz w:val="21"/>
+          <w:szCs w:val="21"/>
+        </w:rPr>
+        <w:t xml:space="preserve"> и фиксируются письменно — перепиской, протоколом созвона или отдельным приложением. Реализуется стандартная сетка прав: по каждому разделу для каждой роли задаётся уровень доступа (нет доступа, просмотр, изменение). После передачи Системы права меняются Заказчиком в админке самостоятельно.</w:t>
+      </w:r>
+    </w:p>
+    <w:p>
+      <w:pPr>
+        <w:spacing w:after="70" w:line="264"/>
+        <w:ind w:left="560" w:hanging="560"/>
+        <w:jc w:val="both"/>
+      </w:pPr>
+      <w:r>
+        <w:rPr>
+          <w:rFonts w:ascii="Times New Roman" w:cs="Times New Roman" w:eastAsia="Times New Roman" w:hAnsi="Times New Roman"/>
+          <w:sz w:val="21"/>
+          <w:szCs w:val="21"/>
+        </w:rPr>
+        <w:t xml:space="preserve">1.5.	</w:t>
+      </w:r>
+      <w:r>
+        <w:rPr>
+          <w:rFonts w:ascii="Times New Roman" w:cs="Times New Roman" w:eastAsia="Times New Roman" w:hAnsi="Times New Roman"/>
+          <w:b/>
+          <w:bCs/>
+          <w:sz w:val="21"/>
+          <w:szCs w:val="21"/>
+        </w:rPr>
+        <w:t xml:space="preserve">Приём оплат.</w:t>
+      </w:r>
+      <w:r>
+        <w:rPr>
+          <w:rFonts w:ascii="Times New Roman" w:cs="Times New Roman" w:eastAsia="Times New Roman" w:hAnsi="Times New Roman"/>
+          <w:b w:val="false"/>
+          <w:bCs w:val="false"/>
+          <w:sz w:val="21"/>
+          <w:szCs w:val="21"/>
+        </w:rPr>
+        <w:t xml:space="preserve"> Помимо сервиса Kaspi Платежи подключается </w:t>
+      </w:r>
+      <w:r>
+        <w:rPr>
+          <w:rFonts w:ascii="Times New Roman" w:cs="Times New Roman" w:eastAsia="Times New Roman" w:hAnsi="Times New Roman"/>
+          <w:b/>
+          <w:bCs/>
+          <w:sz w:val="21"/>
+          <w:szCs w:val="21"/>
+        </w:rPr>
+        <w:t xml:space="preserve">эквайринг банковских карт</w:t>
+      </w:r>
+      <w:r>
+        <w:rPr>
+          <w:rFonts w:ascii="Times New Roman" w:cs="Times New Roman" w:eastAsia="Times New Roman" w:hAnsi="Times New Roman"/>
+          <w:b w:val="false"/>
+          <w:bCs w:val="false"/>
+          <w:sz w:val="21"/>
+          <w:szCs w:val="21"/>
+        </w:rPr>
+        <w:t xml:space="preserve"> как дополнительный канал. В платёжной форме и назначении платежа указываются основание (склад, номер бокса, договор) и период, за который вносится оплата. Поступление по эквайрингу привязывается к боксу и периоду и снимает автоматическую блокировку доступа наравне с оплатой через Kaspi. Провайдер эквайринга, тарифы и комиссии выбираются и оплачиваются Заказчиком; Исполнитель выполняет программную интеграцию по документации выбранного провайдера.</w:t>
+      </w:r>
+    </w:p>
+    <w:p>
+      <w:pPr>
+        <w:spacing w:after="70" w:line="264"/>
+        <w:ind w:left="560" w:hanging="560"/>
+        <w:jc w:val="both"/>
+      </w:pPr>
+      <w:r>
+        <w:rPr>
+          <w:rFonts w:ascii="Times New Roman" w:cs="Times New Roman" w:eastAsia="Times New Roman" w:hAnsi="Times New Roman"/>
+          <w:sz w:val="21"/>
+          <w:szCs w:val="21"/>
+        </w:rPr>
+        <w:t xml:space="preserve">1.6.	</w:t>
+      </w:r>
+      <w:r>
+        <w:rPr>
+          <w:rFonts w:ascii="Times New Roman" w:cs="Times New Roman" w:eastAsia="Times New Roman" w:hAnsi="Times New Roman"/>
+          <w:b/>
+          <w:bCs/>
+          <w:sz w:val="21"/>
+          <w:szCs w:val="21"/>
+        </w:rPr>
+        <w:t xml:space="preserve">Счета для юридических лиц и скидки.</w:t>
+      </w:r>
+      <w:r>
+        <w:rPr>
+          <w:rFonts w:ascii="Times New Roman" w:cs="Times New Roman" w:eastAsia="Times New Roman" w:hAnsi="Times New Roman"/>
+          <w:b w:val="false"/>
+          <w:bCs w:val="false"/>
+          <w:sz w:val="21"/>
+          <w:szCs w:val="21"/>
+        </w:rPr>
+        <w:t xml:space="preserve"> В Системе формируются счета на оплату для арендаторов — юридических лиц, с реквизитами сторон, перечнем боксов, периодом и суммой, с выгрузкой в PDF. Предусматривается поле скидки, задаваемое как по отдельному клиенту, так и по складу целиком; скидка учитывается при массовом начислении, в счетах и в аналитике.</w:t>
+      </w:r>
+    </w:p>
+    <w:p>
+      <w:pPr>
+        <w:spacing w:after="70" w:line="264"/>
+        <w:ind w:left="560" w:hanging="560"/>
+        <w:jc w:val="both"/>
+      </w:pPr>
+      <w:r>
+        <w:rPr>
+          <w:rFonts w:ascii="Times New Roman" w:cs="Times New Roman" w:eastAsia="Times New Roman" w:hAnsi="Times New Roman"/>
+          <w:sz w:val="21"/>
+          <w:szCs w:val="21"/>
+        </w:rPr>
+        <w:t xml:space="preserve">1.7.	</w:t>
+      </w:r>
+      <w:r>
+        <w:rPr>
+          <w:rFonts w:ascii="Times New Roman" w:cs="Times New Roman" w:eastAsia="Times New Roman" w:hAnsi="Times New Roman"/>
+          <w:b/>
+          <w:bCs/>
+          <w:sz w:val="21"/>
+          <w:szCs w:val="21"/>
+        </w:rPr>
         <w:t xml:space="preserve">Масштабируемость.</w:t>
       </w:r>
       <w:r>
@@ -424,7 +569,7 @@
           <w:sz w:val="21"/>
           <w:szCs w:val="21"/>
         </w:rPr>
-        <w:t xml:space="preserve">1.5.	</w:t>
+        <w:t xml:space="preserve">1.8.	</w:t>
       </w:r>
       <w:r>
         <w:rPr>
@@ -459,7 +604,7 @@
           <w:sz w:val="21"/>
           <w:szCs w:val="21"/>
         </w:rPr>
-        <w:t xml:space="preserve">1.6.	</w:t>
+        <w:t xml:space="preserve">1.9.	</w:t>
       </w:r>
       <w:r>
         <w:rPr>
@@ -475,7 +620,7 @@
     <w:p>
       <w:pPr>
         <w:keepNext/>
-        <w:spacing w:after="90" w:before="220"/>
+        <w:spacing w:after="90" w:before="60"/>
       </w:pPr>
       <w:r>
         <w:rPr>
@@ -681,8 +826,43 @@
     </w:p>
     <w:p>
       <w:pPr>
+        <w:spacing w:after="70" w:line="264"/>
+        <w:ind w:left="560" w:hanging="560"/>
+        <w:jc w:val="both"/>
+      </w:pPr>
+      <w:r>
+        <w:rPr>
+          <w:rFonts w:ascii="Times New Roman" w:cs="Times New Roman" w:eastAsia="Times New Roman" w:hAnsi="Times New Roman"/>
+          <w:sz w:val="21"/>
+          <w:szCs w:val="21"/>
+        </w:rPr>
+        <w:t xml:space="preserve">2.5.	</w:t>
+      </w:r>
+      <w:r>
+        <w:rPr>
+          <w:rFonts w:ascii="Times New Roman" w:cs="Times New Roman" w:eastAsia="Times New Roman" w:hAnsi="Times New Roman"/>
+          <w:b/>
+          <w:bCs/>
+          <w:sz w:val="21"/>
+          <w:szCs w:val="21"/>
+        </w:rPr>
+        <w:t xml:space="preserve">Работа доступа при отсутствии электропитания или связи.</w:t>
+      </w:r>
+      <w:r>
+        <w:rPr>
+          <w:rFonts w:ascii="Times New Roman" w:cs="Times New Roman" w:eastAsia="Times New Roman" w:hAnsi="Times New Roman"/>
+          <w:b w:val="false"/>
+          <w:bCs w:val="false"/>
+          <w:sz w:val="21"/>
+          <w:szCs w:val="21"/>
+        </w:rPr>
+        <w:t xml:space="preserve"> Стороны понимают и фиксируют: при отключении электричества или интернета канал открытия замков не работает — оборудование перестаёт управляться Системой. Это ограничение оборудования и внешних сетей, а не недостаток программной части, и не является основанием для претензий к Исполнителю. Организация доступа в такой ситуации (дежурный оператор, механическое открытие), резервное электропитание и автономные каналы связи обеспечиваются Заказчиком и в состав работ не входят.</w:t>
+      </w:r>
+    </w:p>
+    <w:p>
+      <w:pPr>
         <w:keepNext/>
-        <w:spacing w:after="90" w:before="220"/>
+        <w:spacing w:after="90" w:before="60"/>
       </w:pPr>
       <w:r>
         <w:rPr>
@@ -1358,7 +1538,7 @@
           <w:sz w:val="21"/>
           <w:szCs w:val="21"/>
         </w:rPr>
-        <w:t xml:space="preserve">Оплата производится в безналичной форме на счёт Исполнителя, указанный в разделе 9. Обязательство по оплате считается исполненным с момента зачисления средств на счёт Исполнителя.</w:t>
+        <w:t xml:space="preserve">Оплата производится в безналичной форме на счёт Исполнителя, указанный в разделе 11. Обязательство по оплате считается исполненным с момента зачисления средств на счёт Исполнителя.</w:t>
       </w:r>
     </w:p>
     <w:p>
@@ -1394,7 +1574,7 @@
     <w:p>
       <w:pPr>
         <w:keepNext/>
-        <w:spacing w:after="90" w:before="220"/>
+        <w:spacing w:after="90" w:before="60"/>
       </w:pPr>
       <w:r>
         <w:rPr>
@@ -1511,7 +1691,7 @@
     <w:p>
       <w:pPr>
         <w:keepNext/>
-        <w:spacing w:after="90" w:before="220"/>
+        <w:spacing w:after="90" w:before="60"/>
       </w:pPr>
       <w:r>
         <w:rPr>
@@ -1803,7 +1983,7 @@
     <w:p>
       <w:pPr>
         <w:keepNext/>
-        <w:spacing w:after="90" w:before="220"/>
+        <w:spacing w:after="90" w:before="60"/>
       </w:pPr>
       <w:r>
         <w:rPr>
@@ -1814,7 +1994,7 @@
           <w:sz w:val="22"/>
           <w:szCs w:val="22"/>
         </w:rPr>
-        <w:t xml:space="preserve">6. Гарантии и поддержка</w:t>
+        <w:t xml:space="preserve">6. Резервное копирование и сохранность данных</w:t>
       </w:r>
     </w:p>
     <w:p>
@@ -1839,47 +2019,47 @@
           <w:sz w:val="21"/>
           <w:szCs w:val="21"/>
         </w:rPr>
-        <w:t xml:space="preserve">Гарантия распространяется </w:t>
-      </w:r>
-      <w:r>
-        <w:rPr>
-          <w:rFonts w:ascii="Times New Roman" w:cs="Times New Roman" w:eastAsia="Times New Roman" w:hAnsi="Times New Roman"/>
-          <w:b/>
-          <w:bCs/>
-          <w:sz w:val="21"/>
-          <w:szCs w:val="21"/>
-        </w:rPr>
-        <w:t xml:space="preserve">на весь функционал, предусмотренный Техническим заданием</w:t>
-      </w:r>
-      <w:r>
-        <w:rPr>
-          <w:rFonts w:ascii="Times New Roman" w:cs="Times New Roman" w:eastAsia="Times New Roman" w:hAnsi="Times New Roman"/>
-          <w:b w:val="false"/>
-          <w:bCs w:val="false"/>
-          <w:sz w:val="21"/>
-          <w:szCs w:val="21"/>
-        </w:rPr>
-        <w:t xml:space="preserve">. Исправление ошибок (несоответствий Техническому заданию) производится Исполнителем </w:t>
-      </w:r>
-      <w:r>
-        <w:rPr>
-          <w:rFonts w:ascii="Times New Roman" w:cs="Times New Roman" w:eastAsia="Times New Roman" w:hAnsi="Times New Roman"/>
-          <w:b/>
-          <w:bCs/>
-          <w:sz w:val="21"/>
-          <w:szCs w:val="21"/>
-        </w:rPr>
-        <w:t xml:space="preserve">без дополнительной оплаты</w:t>
-      </w:r>
-      <w:r>
-        <w:rPr>
-          <w:rFonts w:ascii="Times New Roman" w:cs="Times New Roman" w:eastAsia="Times New Roman" w:hAnsi="Times New Roman"/>
-          <w:b w:val="false"/>
-          <w:bCs w:val="false"/>
-          <w:sz w:val="21"/>
-          <w:szCs w:val="21"/>
-        </w:rPr>
-        <w:t xml:space="preserve"> в течение всего гарантийного периода.</w:t>
+        <w:t xml:space="preserve">Резервное копирование данных Системы выполняется </w:t>
+      </w:r>
+      <w:r>
+        <w:rPr>
+          <w:rFonts w:ascii="Times New Roman" w:cs="Times New Roman" w:eastAsia="Times New Roman" w:hAnsi="Times New Roman"/>
+          <w:b/>
+          <w:bCs/>
+          <w:sz w:val="21"/>
+          <w:szCs w:val="21"/>
+        </w:rPr>
+        <w:t xml:space="preserve">штатными средствами Cloudflare</w:t>
+      </w:r>
+      <w:r>
+        <w:rPr>
+          <w:rFonts w:ascii="Times New Roman" w:cs="Times New Roman" w:eastAsia="Times New Roman" w:hAnsi="Times New Roman"/>
+          <w:b w:val="false"/>
+          <w:bCs w:val="false"/>
+          <w:sz w:val="21"/>
+          <w:szCs w:val="21"/>
+        </w:rPr>
+        <w:t xml:space="preserve">. Глубина хранения резервных копий — </w:t>
+      </w:r>
+      <w:r>
+        <w:rPr>
+          <w:rFonts w:ascii="Times New Roman" w:cs="Times New Roman" w:eastAsia="Times New Roman" w:hAnsi="Times New Roman"/>
+          <w:b/>
+          <w:bCs/>
+          <w:sz w:val="21"/>
+          <w:szCs w:val="21"/>
+        </w:rPr>
+        <w:t xml:space="preserve">30 (тридцать) календарных дней</w:t>
+      </w:r>
+      <w:r>
+        <w:rPr>
+          <w:rFonts w:ascii="Times New Roman" w:cs="Times New Roman" w:eastAsia="Times New Roman" w:hAnsi="Times New Roman"/>
+          <w:b w:val="false"/>
+          <w:bCs w:val="false"/>
+          <w:sz w:val="21"/>
+          <w:szCs w:val="21"/>
+        </w:rPr>
+        <w:t xml:space="preserve">. Восстановление данных на любую дату в пределах этого срока выполняется Исполнителем по обращению Заказчика в рамках поддержки.</w:t>
       </w:r>
     </w:p>
     <w:p>
@@ -1899,42 +2079,32 @@
       <w:r>
         <w:rPr>
           <w:rFonts w:ascii="Times New Roman" w:cs="Times New Roman" w:eastAsia="Times New Roman" w:hAnsi="Times New Roman"/>
-          <w:b/>
-          <w:bCs/>
-          <w:sz w:val="21"/>
-          <w:szCs w:val="21"/>
-        </w:rPr>
-        <w:t xml:space="preserve">Техническая поддержка Системы и сайта в течение 12 (двенадцати) месяцев</w:t>
-      </w:r>
-      <w:r>
-        <w:rPr>
-          <w:rFonts w:ascii="Times New Roman" w:cs="Times New Roman" w:eastAsia="Times New Roman" w:hAnsi="Times New Roman"/>
-          <w:b w:val="false"/>
-          <w:bCs w:val="false"/>
-          <w:sz w:val="21"/>
-          <w:szCs w:val="21"/>
-        </w:rPr>
-        <w:t xml:space="preserve"> с даты подписания акта о полной передаче включена в стоимость работ и оказывается в формате </w:t>
-      </w:r>
-      <w:r>
-        <w:rPr>
-          <w:rFonts w:ascii="Times New Roman" w:cs="Times New Roman" w:eastAsia="Times New Roman" w:hAnsi="Times New Roman"/>
-          <w:b/>
-          <w:bCs/>
-          <w:sz w:val="21"/>
-          <w:szCs w:val="21"/>
-        </w:rPr>
-        <w:t xml:space="preserve">отладки (дебага)</w:t>
-      </w:r>
-      <w:r>
-        <w:rPr>
-          <w:rFonts w:ascii="Times New Roman" w:cs="Times New Roman" w:eastAsia="Times New Roman" w:hAnsi="Times New Roman"/>
-          <w:b w:val="false"/>
-          <w:bCs w:val="false"/>
-          <w:sz w:val="21"/>
-          <w:szCs w:val="21"/>
-        </w:rPr>
-        <w:t xml:space="preserve">: приём обращений Заказчика, диагностика, устранение ошибок и сбоев в работе переданного функционала, восстановление работоспособности после сбоев. Обращения принимаются в рабочие дни; срок реакции — до 1 (одного) рабочего дня, срок устранения зависит от характера неисправности и согласовывается с Заказчиком. В течение первого месяца после запуска Исполнитель осуществляет усиленное сопровождение.</w:t>
+          <w:b w:val="false"/>
+          <w:bCs w:val="false"/>
+          <w:sz w:val="21"/>
+          <w:szCs w:val="21"/>
+        </w:rPr>
+        <w:t xml:space="preserve">Дополнительно настраивается </w:t>
+      </w:r>
+      <w:r>
+        <w:rPr>
+          <w:rFonts w:ascii="Times New Roman" w:cs="Times New Roman" w:eastAsia="Times New Roman" w:hAnsi="Times New Roman"/>
+          <w:b/>
+          <w:bCs/>
+          <w:sz w:val="21"/>
+          <w:szCs w:val="21"/>
+        </w:rPr>
+        <w:t xml:space="preserve">ежемесячное копирование на резервный сервер, отличный от основного</w:t>
+      </w:r>
+      <w:r>
+        <w:rPr>
+          <w:rFonts w:ascii="Times New Roman" w:cs="Times New Roman" w:eastAsia="Times New Roman" w:hAnsi="Times New Roman"/>
+          <w:b w:val="false"/>
+          <w:bCs w:val="false"/>
+          <w:sz w:val="21"/>
+          <w:szCs w:val="21"/>
+        </w:rPr>
+        <w:t xml:space="preserve">: раз в месяц полная копия базы данных и файлов переносится на отдельный сервер, чтобы сохранность данных не зависела от одной площадки. Настройка такого копирования входит в стоимость работ; аренда и оплата резервного сервера — за Заказчиком.</w:t>
       </w:r>
     </w:p>
     <w:p>
@@ -1959,27 +2129,7 @@
           <w:sz w:val="21"/>
           <w:szCs w:val="21"/>
         </w:rPr>
-        <w:t xml:space="preserve">Поддержка по п. 6.2 </w:t>
-      </w:r>
-      <w:r>
-        <w:rPr>
-          <w:rFonts w:ascii="Times New Roman" w:cs="Times New Roman" w:eastAsia="Times New Roman" w:hAnsi="Times New Roman"/>
-          <w:b/>
-          <w:bCs/>
-          <w:sz w:val="21"/>
-          <w:szCs w:val="21"/>
-        </w:rPr>
-        <w:t xml:space="preserve">не включает</w:t>
-      </w:r>
-      <w:r>
-        <w:rPr>
-          <w:rFonts w:ascii="Times New Roman" w:cs="Times New Roman" w:eastAsia="Times New Roman" w:hAnsi="Times New Roman"/>
-          <w:b w:val="false"/>
-          <w:bCs w:val="false"/>
-          <w:sz w:val="21"/>
-          <w:szCs w:val="21"/>
-        </w:rPr>
-        <w:t xml:space="preserve"> разработку нового функционала, изменение согласованной логики и подключение новых сервисов — такие работы выполняются по ставке п. 6.5.</w:t>
+        <w:t xml:space="preserve">Проверка восстановления из резервной копии проводится однократно на этапе полировки и фиксируется при приёмке.</w:t>
       </w:r>
     </w:p>
     <w:p>
@@ -2004,83 +2154,13 @@
           <w:sz w:val="21"/>
           <w:szCs w:val="21"/>
         </w:rPr>
-        <w:t xml:space="preserve">Гарантия и поддержка не распространяются на сбои, вызванные изменениями API и условий сторонних сервисов (Kaspi, WhatsApp, операторы связи), отказами оборудования Заказчика, действиями третьих лиц или вмешательством в код после передачи. Устранение таких сбоев и адаптация к изменившимся условиям сторонних сервисов оплачиваются по ставке п. 6.5.</w:t>
-      </w:r>
-    </w:p>
-    <w:p>
-      <w:pPr>
-        <w:spacing w:after="70" w:line="264"/>
-        <w:ind w:left="560" w:hanging="560"/>
-        <w:jc w:val="both"/>
-      </w:pPr>
-      <w:r>
-        <w:rPr>
-          <w:rFonts w:ascii="Times New Roman" w:cs="Times New Roman" w:eastAsia="Times New Roman" w:hAnsi="Times New Roman"/>
-          <w:sz w:val="21"/>
-          <w:szCs w:val="21"/>
-        </w:rPr>
-        <w:t xml:space="preserve">6.5.	</w:t>
-      </w:r>
-      <w:r>
-        <w:rPr>
-          <w:rFonts w:ascii="Times New Roman" w:cs="Times New Roman" w:eastAsia="Times New Roman" w:hAnsi="Times New Roman"/>
-          <w:b w:val="false"/>
-          <w:bCs w:val="false"/>
-          <w:sz w:val="21"/>
-          <w:szCs w:val="21"/>
-        </w:rPr>
-        <w:t xml:space="preserve">Доработки и новые функции после сдачи выполняются по ставке </w:t>
-      </w:r>
-      <w:r>
-        <w:rPr>
-          <w:rFonts w:ascii="Times New Roman" w:cs="Times New Roman" w:eastAsia="Times New Roman" w:hAnsi="Times New Roman"/>
-          <w:b/>
-          <w:bCs/>
-          <w:sz w:val="21"/>
-          <w:szCs w:val="21"/>
-        </w:rPr>
-        <w:t xml:space="preserve">20 (двадцать) долларов США за час</w:t>
-      </w:r>
-      <w:r>
-        <w:rPr>
-          <w:rFonts w:ascii="Times New Roman" w:cs="Times New Roman" w:eastAsia="Times New Roman" w:hAnsi="Times New Roman"/>
-          <w:b w:val="false"/>
-          <w:bCs w:val="false"/>
-          <w:sz w:val="21"/>
-          <w:szCs w:val="21"/>
-        </w:rPr>
-        <w:t xml:space="preserve"> работы в тенге по курсу НБ РК на дату счёта, по предварительно согласованной оценке объёма.</w:t>
-      </w:r>
-    </w:p>
-    <w:p>
-      <w:pPr>
-        <w:spacing w:after="70" w:line="264"/>
-        <w:ind w:left="560" w:hanging="560"/>
-        <w:jc w:val="both"/>
-      </w:pPr>
-      <w:r>
-        <w:rPr>
-          <w:rFonts w:ascii="Times New Roman" w:cs="Times New Roman" w:eastAsia="Times New Roman" w:hAnsi="Times New Roman"/>
-          <w:sz w:val="21"/>
-          <w:szCs w:val="21"/>
-        </w:rPr>
-        <w:t xml:space="preserve">6.6.	</w:t>
-      </w:r>
-      <w:r>
-        <w:rPr>
-          <w:rFonts w:ascii="Times New Roman" w:cs="Times New Roman" w:eastAsia="Times New Roman" w:hAnsi="Times New Roman"/>
-          <w:b w:val="false"/>
-          <w:bCs w:val="false"/>
-          <w:sz w:val="21"/>
-          <w:szCs w:val="21"/>
-        </w:rPr>
-        <w:t xml:space="preserve">Профилактический рефакторинг при масштабировании сети сверх 50 складов выполняется по ставке п. 6.5 по согласованной оценке.</w:t>
+        <w:t xml:space="preserve">Отдельное соглашение об уровне доступности сервера (SLA) Сторонами не заключается: сервер принадлежит Заказчику, его оплата, доступность и техническое состояние — зона ответственности Заказчика. Исполнитель не отвечает за простои, вызванные недоступностью сервера или хостинг-провайдера Заказчика.</w:t>
       </w:r>
     </w:p>
     <w:p>
       <w:pPr>
         <w:keepNext/>
-        <w:spacing w:after="90" w:before="220"/>
+        <w:spacing w:after="90" w:before="60"/>
       </w:pPr>
       <w:r>
         <w:rPr>
@@ -2091,7 +2171,7 @@
           <w:sz w:val="22"/>
           <w:szCs w:val="22"/>
         </w:rPr>
-        <w:t xml:space="preserve">7. Конфиденциальность (NDA)</w:t>
+        <w:t xml:space="preserve">7. Гарантии и поддержка</w:t>
       </w:r>
     </w:p>
     <w:p>
@@ -2111,22 +2191,52 @@
       <w:r>
         <w:rPr>
           <w:rFonts w:ascii="Times New Roman" w:cs="Times New Roman" w:eastAsia="Times New Roman" w:hAnsi="Times New Roman"/>
-          <w:b/>
-          <w:bCs/>
-          <w:sz w:val="21"/>
-          <w:szCs w:val="21"/>
-        </w:rPr>
-        <w:t xml:space="preserve">Конфиденциальной информацией</w:t>
-      </w:r>
-      <w:r>
-        <w:rPr>
-          <w:rFonts w:ascii="Times New Roman" w:cs="Times New Roman" w:eastAsia="Times New Roman" w:hAnsi="Times New Roman"/>
-          <w:b w:val="false"/>
-          <w:bCs w:val="false"/>
-          <w:sz w:val="21"/>
-          <w:szCs w:val="21"/>
-        </w:rPr>
-        <w:t xml:space="preserve"> по настоящему Договору признаётся любая информация, полученная Сторонами друг от друга в связи с его исполнением, независимо от формы и носителя, в том числе: данные арендаторов, договоров и платежей Заказчика; финансовые и операционные показатели сети (загрузка, ставки, выручка, дебиторская задолженность); тарифы, коммерческие условия и планы развития; персональные данные клиентов и сотрудников; доступы, ключи и пароли; исходный код, архитектура, структура базы данных и техническая документация; содержание переговоров и переписки Сторон.</w:t>
+          <w:b w:val="false"/>
+          <w:bCs w:val="false"/>
+          <w:sz w:val="21"/>
+          <w:szCs w:val="21"/>
+        </w:rPr>
+        <w:t xml:space="preserve">Гарантия распространяется </w:t>
+      </w:r>
+      <w:r>
+        <w:rPr>
+          <w:rFonts w:ascii="Times New Roman" w:cs="Times New Roman" w:eastAsia="Times New Roman" w:hAnsi="Times New Roman"/>
+          <w:b/>
+          <w:bCs/>
+          <w:sz w:val="21"/>
+          <w:szCs w:val="21"/>
+        </w:rPr>
+        <w:t xml:space="preserve">на весь функционал, предусмотренный Техническим заданием</w:t>
+      </w:r>
+      <w:r>
+        <w:rPr>
+          <w:rFonts w:ascii="Times New Roman" w:cs="Times New Roman" w:eastAsia="Times New Roman" w:hAnsi="Times New Roman"/>
+          <w:b w:val="false"/>
+          <w:bCs w:val="false"/>
+          <w:sz w:val="21"/>
+          <w:szCs w:val="21"/>
+        </w:rPr>
+        <w:t xml:space="preserve">. Исправление ошибок (несоответствий Техническому заданию) производится Исполнителем </w:t>
+      </w:r>
+      <w:r>
+        <w:rPr>
+          <w:rFonts w:ascii="Times New Roman" w:cs="Times New Roman" w:eastAsia="Times New Roman" w:hAnsi="Times New Roman"/>
+          <w:b/>
+          <w:bCs/>
+          <w:sz w:val="21"/>
+          <w:szCs w:val="21"/>
+        </w:rPr>
+        <w:t xml:space="preserve">без дополнительной оплаты</w:t>
+      </w:r>
+      <w:r>
+        <w:rPr>
+          <w:rFonts w:ascii="Times New Roman" w:cs="Times New Roman" w:eastAsia="Times New Roman" w:hAnsi="Times New Roman"/>
+          <w:b w:val="false"/>
+          <w:bCs w:val="false"/>
+          <w:sz w:val="21"/>
+          <w:szCs w:val="21"/>
+        </w:rPr>
+        <w:t xml:space="preserve"> в течение всего гарантийного периода.</w:t>
       </w:r>
     </w:p>
     <w:p>
@@ -2146,72 +2256,42 @@
       <w:r>
         <w:rPr>
           <w:rFonts w:ascii="Times New Roman" w:cs="Times New Roman" w:eastAsia="Times New Roman" w:hAnsi="Times New Roman"/>
-          <w:b w:val="false"/>
-          <w:bCs w:val="false"/>
-          <w:sz w:val="21"/>
-          <w:szCs w:val="21"/>
-        </w:rPr>
-        <w:t xml:space="preserve">Каждая Сторона обязуется: </w:t>
-      </w:r>
-      <w:r>
-        <w:rPr>
-          <w:rFonts w:ascii="Times New Roman" w:cs="Times New Roman" w:eastAsia="Times New Roman" w:hAnsi="Times New Roman"/>
-          <w:b/>
-          <w:bCs/>
-          <w:sz w:val="21"/>
-          <w:szCs w:val="21"/>
-        </w:rPr>
-        <w:t xml:space="preserve">не разглашать</w:t>
-      </w:r>
-      <w:r>
-        <w:rPr>
-          <w:rFonts w:ascii="Times New Roman" w:cs="Times New Roman" w:eastAsia="Times New Roman" w:hAnsi="Times New Roman"/>
-          <w:b w:val="false"/>
-          <w:bCs w:val="false"/>
-          <w:sz w:val="21"/>
-          <w:szCs w:val="21"/>
-        </w:rPr>
-        <w:t xml:space="preserve"> конфиденциальную информацию третьим лицам без предварительного письменного согласия другой Стороны; </w:t>
-      </w:r>
-      <w:r>
-        <w:rPr>
-          <w:rFonts w:ascii="Times New Roman" w:cs="Times New Roman" w:eastAsia="Times New Roman" w:hAnsi="Times New Roman"/>
-          <w:b/>
-          <w:bCs/>
-          <w:sz w:val="21"/>
-          <w:szCs w:val="21"/>
-        </w:rPr>
-        <w:t xml:space="preserve">использовать</w:t>
-      </w:r>
-      <w:r>
-        <w:rPr>
-          <w:rFonts w:ascii="Times New Roman" w:cs="Times New Roman" w:eastAsia="Times New Roman" w:hAnsi="Times New Roman"/>
-          <w:b w:val="false"/>
-          <w:bCs w:val="false"/>
-          <w:sz w:val="21"/>
-          <w:szCs w:val="21"/>
-        </w:rPr>
-        <w:t xml:space="preserve"> её исключительно для целей исполнения настоящего Договора; </w:t>
-      </w:r>
-      <w:r>
-        <w:rPr>
-          <w:rFonts w:ascii="Times New Roman" w:cs="Times New Roman" w:eastAsia="Times New Roman" w:hAnsi="Times New Roman"/>
-          <w:b/>
-          <w:bCs/>
-          <w:sz w:val="21"/>
-          <w:szCs w:val="21"/>
-        </w:rPr>
-        <w:t xml:space="preserve">не копировать</w:t>
-      </w:r>
-      <w:r>
-        <w:rPr>
-          <w:rFonts w:ascii="Times New Roman" w:cs="Times New Roman" w:eastAsia="Times New Roman" w:hAnsi="Times New Roman"/>
-          <w:b w:val="false"/>
-          <w:bCs w:val="false"/>
-          <w:sz w:val="21"/>
-          <w:szCs w:val="21"/>
-        </w:rPr>
-        <w:t xml:space="preserve"> и не воспроизводить её сверх необходимого; предоставлять доступ к ней только тем работникам и привлечённым специалистам, которым она необходима для исполнения Договора, приняв с них аналогичные письменные обязательства о неразглашении; принимать разумные организационные и технические меры защиты (разграничение прав доступа, защищённое хранение, шифрование каналов передачи).</w:t>
+          <w:b/>
+          <w:bCs/>
+          <w:sz w:val="21"/>
+          <w:szCs w:val="21"/>
+        </w:rPr>
+        <w:t xml:space="preserve">Техническая поддержка Системы и сайта в течение 12 (двенадцати) месяцев</w:t>
+      </w:r>
+      <w:r>
+        <w:rPr>
+          <w:rFonts w:ascii="Times New Roman" w:cs="Times New Roman" w:eastAsia="Times New Roman" w:hAnsi="Times New Roman"/>
+          <w:b w:val="false"/>
+          <w:bCs w:val="false"/>
+          <w:sz w:val="21"/>
+          <w:szCs w:val="21"/>
+        </w:rPr>
+        <w:t xml:space="preserve"> с даты подписания акта о полной передаче включена в стоимость работ и оказывается в формате </w:t>
+      </w:r>
+      <w:r>
+        <w:rPr>
+          <w:rFonts w:ascii="Times New Roman" w:cs="Times New Roman" w:eastAsia="Times New Roman" w:hAnsi="Times New Roman"/>
+          <w:b/>
+          <w:bCs/>
+          <w:sz w:val="21"/>
+          <w:szCs w:val="21"/>
+        </w:rPr>
+        <w:t xml:space="preserve">отладки (дебага)</w:t>
+      </w:r>
+      <w:r>
+        <w:rPr>
+          <w:rFonts w:ascii="Times New Roman" w:cs="Times New Roman" w:eastAsia="Times New Roman" w:hAnsi="Times New Roman"/>
+          <w:b w:val="false"/>
+          <w:bCs w:val="false"/>
+          <w:sz w:val="21"/>
+          <w:szCs w:val="21"/>
+        </w:rPr>
+        <w:t xml:space="preserve">: приём обращений Заказчика, диагностика, устранение ошибок и сбоев в работе переданного функционала, восстановление работоспособности после сбоев. Обращения принимаются в рабочие дни; срок реакции — до 1 (одного) рабочего дня, срок устранения зависит от характера неисправности и согласовывается с Заказчиком. В течение первого месяца после запуска Исполнитель осуществляет усиленное сопровождение.</w:t>
       </w:r>
     </w:p>
     <w:p>
@@ -2236,7 +2316,27 @@
           <w:sz w:val="21"/>
           <w:szCs w:val="21"/>
         </w:rPr>
-        <w:t xml:space="preserve">Не является нарушением раскрытие информации, которая: была общедоступна на момент передачи либо стала общедоступной не по вине принимающей Стороны; была правомерно известна принимающей Стороне до передачи; подлежит раскрытию по требованию уполномоченного государственного органа или суда — в этом случае раскрывающая Сторона незамедлительно уведомляет об этом другую Сторону и раскрывает информацию в минимально необходимом объёме.</w:t>
+        <w:t xml:space="preserve">Поддержка по п. 6.2 </w:t>
+      </w:r>
+      <w:r>
+        <w:rPr>
+          <w:rFonts w:ascii="Times New Roman" w:cs="Times New Roman" w:eastAsia="Times New Roman" w:hAnsi="Times New Roman"/>
+          <w:b/>
+          <w:bCs/>
+          <w:sz w:val="21"/>
+          <w:szCs w:val="21"/>
+        </w:rPr>
+        <w:t xml:space="preserve">не включает</w:t>
+      </w:r>
+      <w:r>
+        <w:rPr>
+          <w:rFonts w:ascii="Times New Roman" w:cs="Times New Roman" w:eastAsia="Times New Roman" w:hAnsi="Times New Roman"/>
+          <w:b w:val="false"/>
+          <w:bCs w:val="false"/>
+          <w:sz w:val="21"/>
+          <w:szCs w:val="21"/>
+        </w:rPr>
+        <w:t xml:space="preserve"> разработку нового функционала, изменение согласованной логики и подключение новых сервисов — такие работы выполняются по ставке п. 7.5.</w:t>
       </w:r>
     </w:p>
     <w:p>
@@ -2261,27 +2361,7 @@
           <w:sz w:val="21"/>
           <w:szCs w:val="21"/>
         </w:rPr>
-        <w:t xml:space="preserve">Персональные данные арендаторов и сотрудников Заказчика обрабатываются Исполнителем исключительно в объёме, необходимом для разработки и настройки Системы, и не используются ни для каких иных целей. По завершении работ и передаче Системы Исполнитель </w:t>
-      </w:r>
-      <w:r>
-        <w:rPr>
-          <w:rFonts w:ascii="Times New Roman" w:cs="Times New Roman" w:eastAsia="Times New Roman" w:hAnsi="Times New Roman"/>
-          <w:b/>
-          <w:bCs/>
-          <w:sz w:val="21"/>
-          <w:szCs w:val="21"/>
-        </w:rPr>
-        <w:t xml:space="preserve">удаляет</w:t>
-      </w:r>
-      <w:r>
-        <w:rPr>
-          <w:rFonts w:ascii="Times New Roman" w:cs="Times New Roman" w:eastAsia="Times New Roman" w:hAnsi="Times New Roman"/>
-          <w:b w:val="false"/>
-          <w:bCs w:val="false"/>
-          <w:sz w:val="21"/>
-          <w:szCs w:val="21"/>
-        </w:rPr>
-        <w:t xml:space="preserve"> со своих носителей копии рабочих баз данных Заказчика, за исключением резервных копий, необходимых для исполнения гарантийных обязательств, которые уничтожаются по истечении срока поддержки либо по письменному требованию Заказчика.</w:t>
+        <w:t xml:space="preserve">Гарантия и поддержка не распространяются на сбои, вызванные изменениями API и условий сторонних сервисов (Kaspi, WhatsApp, операторы связи), отказами оборудования Заказчика, действиями третьих лиц или вмешательством в код после передачи. Устранение таких сбоев и адаптация к изменившимся условиям сторонних сервисов оплачиваются по ставке п. 7.5.</w:t>
       </w:r>
     </w:p>
     <w:p>
@@ -2306,27 +2386,27 @@
           <w:sz w:val="21"/>
           <w:szCs w:val="21"/>
         </w:rPr>
-        <w:t xml:space="preserve">Обязательства о конфиденциальности действуют в течение срока действия Договора и </w:t>
-      </w:r>
-      <w:r>
-        <w:rPr>
-          <w:rFonts w:ascii="Times New Roman" w:cs="Times New Roman" w:eastAsia="Times New Roman" w:hAnsi="Times New Roman"/>
-          <w:b/>
-          <w:bCs/>
-          <w:sz w:val="21"/>
-          <w:szCs w:val="21"/>
-        </w:rPr>
-        <w:t xml:space="preserve">5 (пяти) лет</w:t>
-      </w:r>
-      <w:r>
-        <w:rPr>
-          <w:rFonts w:ascii="Times New Roman" w:cs="Times New Roman" w:eastAsia="Times New Roman" w:hAnsi="Times New Roman"/>
-          <w:b w:val="false"/>
-          <w:bCs w:val="false"/>
-          <w:sz w:val="21"/>
-          <w:szCs w:val="21"/>
-        </w:rPr>
-        <w:t xml:space="preserve"> после его прекращения независимо от причин прекращения. В отношении персональных данных и исходного кода обязательства действуют бессрочно.</w:t>
+        <w:t xml:space="preserve">Доработки и новые функции после сдачи выполняются по ставке </w:t>
+      </w:r>
+      <w:r>
+        <w:rPr>
+          <w:rFonts w:ascii="Times New Roman" w:cs="Times New Roman" w:eastAsia="Times New Roman" w:hAnsi="Times New Roman"/>
+          <w:b/>
+          <w:bCs/>
+          <w:sz w:val="21"/>
+          <w:szCs w:val="21"/>
+        </w:rPr>
+        <w:t xml:space="preserve">20 (двадцать) долларов США за час</w:t>
+      </w:r>
+      <w:r>
+        <w:rPr>
+          <w:rFonts w:ascii="Times New Roman" w:cs="Times New Roman" w:eastAsia="Times New Roman" w:hAnsi="Times New Roman"/>
+          <w:b w:val="false"/>
+          <w:bCs w:val="false"/>
+          <w:sz w:val="21"/>
+          <w:szCs w:val="21"/>
+        </w:rPr>
+        <w:t xml:space="preserve"> работы в тенге по курсу НБ РК на дату счёта, по предварительно согласованной оценке объёма.</w:t>
       </w:r>
     </w:p>
     <w:p>
@@ -2351,63 +2431,13 @@
           <w:sz w:val="21"/>
           <w:szCs w:val="21"/>
         </w:rPr>
-        <w:t xml:space="preserve">За разглашение конфиденциальной информации виновная Сторона выплачивает другой Стороне штраф в размере </w:t>
-      </w:r>
-      <w:r>
-        <w:rPr>
-          <w:rFonts w:ascii="Times New Roman" w:cs="Times New Roman" w:eastAsia="Times New Roman" w:hAnsi="Times New Roman"/>
-          <w:b/>
-          <w:bCs/>
-          <w:sz w:val="21"/>
-          <w:szCs w:val="21"/>
-        </w:rPr>
-        <w:t xml:space="preserve">1 000 000 (одного миллиона) тенге</w:t>
-      </w:r>
-      <w:r>
-        <w:rPr>
-          <w:rFonts w:ascii="Times New Roman" w:cs="Times New Roman" w:eastAsia="Times New Roman" w:hAnsi="Times New Roman"/>
-          <w:b w:val="false"/>
-          <w:bCs w:val="false"/>
-          <w:sz w:val="21"/>
-          <w:szCs w:val="21"/>
-        </w:rPr>
-        <w:t xml:space="preserve"> за каждый случай нарушения и возмещает документально подтверждённые убытки в части, не покрытой штрафом.</w:t>
-      </w:r>
-    </w:p>
-    <w:p>
-      <w:pPr>
-        <w:spacing w:after="70" w:line="264"/>
-        <w:ind w:left="560" w:hanging="560"/>
-        <w:jc w:val="both"/>
-      </w:pPr>
-      <w:r>
-        <w:rPr>
-          <w:rFonts w:ascii="Times New Roman" w:cs="Times New Roman" w:eastAsia="Times New Roman" w:hAnsi="Times New Roman"/>
-          <w:sz w:val="21"/>
-          <w:szCs w:val="21"/>
-        </w:rPr>
-        <w:t xml:space="preserve">7.7.	</w:t>
-      </w:r>
-      <w:r>
-        <w:rPr>
-          <w:rFonts w:ascii="Times New Roman" w:cs="Times New Roman" w:eastAsia="Times New Roman" w:hAnsi="Times New Roman"/>
-          <w:b w:val="false"/>
-          <w:bCs w:val="false"/>
-          <w:sz w:val="21"/>
-          <w:szCs w:val="21"/>
-        </w:rPr>
-        <w:t xml:space="preserve">Настоящий раздел имеет силу соглашения о неразглашении (NDA) и не требует подписания отдельного документа. По требованию любой из Сторон может быть оформлено отдельное соглашение о неразглашении на условиях, не противоречащих настоящему разделу.</w:t>
-      </w:r>
-    </w:p>
-    <w:p>
-      <w:r>
-        <w:br w:type="page"/>
+        <w:t xml:space="preserve">Профилактический рефакторинг при масштабировании сети сверх 50 складов выполняется по ставке п. 7.5 по согласованной оценке.</w:t>
       </w:r>
     </w:p>
     <w:p>
       <w:pPr>
         <w:keepNext/>
-        <w:spacing w:after="90" w:before="220"/>
+        <w:spacing w:after="90" w:before="60"/>
       </w:pPr>
       <w:r>
         <w:rPr>
@@ -2418,7 +2448,7 @@
           <w:sz w:val="22"/>
           <w:szCs w:val="22"/>
         </w:rPr>
-        <w:t xml:space="preserve">8. Гарантия выполнения объёма работ и возврат оплаты</w:t>
+        <w:t xml:space="preserve">8. Конфиденциальность (NDA)</w:t>
       </w:r>
     </w:p>
     <w:p>
@@ -2438,32 +2468,22 @@
       <w:r>
         <w:rPr>
           <w:rFonts w:ascii="Times New Roman" w:cs="Times New Roman" w:eastAsia="Times New Roman" w:hAnsi="Times New Roman"/>
-          <w:b w:val="false"/>
-          <w:bCs w:val="false"/>
-          <w:sz w:val="21"/>
-          <w:szCs w:val="21"/>
-        </w:rPr>
-        <w:t xml:space="preserve">Исполнитель гарантирует выполнение </w:t>
-      </w:r>
-      <w:r>
-        <w:rPr>
-          <w:rFonts w:ascii="Times New Roman" w:cs="Times New Roman" w:eastAsia="Times New Roman" w:hAnsi="Times New Roman"/>
-          <w:b/>
-          <w:bCs/>
-          <w:sz w:val="21"/>
-          <w:szCs w:val="21"/>
-        </w:rPr>
-        <w:t xml:space="preserve">всех без исключения пунктов Технического задания</w:t>
-      </w:r>
-      <w:r>
-        <w:rPr>
-          <w:rFonts w:ascii="Times New Roman" w:cs="Times New Roman" w:eastAsia="Times New Roman" w:hAnsi="Times New Roman"/>
-          <w:b w:val="false"/>
-          <w:bCs w:val="false"/>
-          <w:sz w:val="21"/>
-          <w:szCs w:val="21"/>
-        </w:rPr>
-        <w:t xml:space="preserve"> (Приложение № 1). Техническое задание является исчерпывающим перечнем обязательств Исполнителя по объёму работ.</w:t>
+          <w:b/>
+          <w:bCs/>
+          <w:sz w:val="21"/>
+          <w:szCs w:val="21"/>
+        </w:rPr>
+        <w:t xml:space="preserve">Конфиденциальной информацией</w:t>
+      </w:r>
+      <w:r>
+        <w:rPr>
+          <w:rFonts w:ascii="Times New Roman" w:cs="Times New Roman" w:eastAsia="Times New Roman" w:hAnsi="Times New Roman"/>
+          <w:b w:val="false"/>
+          <w:bCs w:val="false"/>
+          <w:sz w:val="21"/>
+          <w:szCs w:val="21"/>
+        </w:rPr>
+        <w:t xml:space="preserve"> по настоящему Договору признаётся любая информация, полученная Сторонами друг от друга в связи с его исполнением, независимо от формы и носителя, в том числе: данные арендаторов, договоров и платежей Заказчика; финансовые и операционные показатели сети (загрузка, ставки, выручка, дебиторская задолженность); тарифы, коммерческие условия и планы развития; персональные данные клиентов и сотрудников; доступы, ключи и пароли; исходный код, архитектура, структура базы данных и техническая документация; содержание переговоров и переписки Сторон.</w:t>
       </w:r>
     </w:p>
     <w:p>
@@ -2488,47 +2508,67 @@
           <w:sz w:val="21"/>
           <w:szCs w:val="21"/>
         </w:rPr>
-        <w:t xml:space="preserve">Если при приёмке итогового этапа выявлено, что </w:t>
-      </w:r>
-      <w:r>
-        <w:rPr>
-          <w:rFonts w:ascii="Times New Roman" w:cs="Times New Roman" w:eastAsia="Times New Roman" w:hAnsi="Times New Roman"/>
-          <w:b/>
-          <w:bCs/>
-          <w:sz w:val="21"/>
-          <w:szCs w:val="21"/>
-        </w:rPr>
-        <w:t xml:space="preserve">хотя бы один пункт Технического задания не выполнен по вине Исполнителя</w:t>
-      </w:r>
-      <w:r>
-        <w:rPr>
-          <w:rFonts w:ascii="Times New Roman" w:cs="Times New Roman" w:eastAsia="Times New Roman" w:hAnsi="Times New Roman"/>
-          <w:b w:val="false"/>
-          <w:bCs w:val="false"/>
-          <w:sz w:val="21"/>
-          <w:szCs w:val="21"/>
-        </w:rPr>
-        <w:t xml:space="preserve">, Заказчик направляет Исполнителю письменное уведомление с указанием невыполненных пунктов. Исполнитель обязан устранить несоответствие в срок </w:t>
-      </w:r>
-      <w:r>
-        <w:rPr>
-          <w:rFonts w:ascii="Times New Roman" w:cs="Times New Roman" w:eastAsia="Times New Roman" w:hAnsi="Times New Roman"/>
-          <w:b/>
-          <w:bCs/>
-          <w:sz w:val="21"/>
-          <w:szCs w:val="21"/>
-        </w:rPr>
-        <w:t xml:space="preserve">10 (десять) рабочих дней</w:t>
-      </w:r>
-      <w:r>
-        <w:rPr>
-          <w:rFonts w:ascii="Times New Roman" w:cs="Times New Roman" w:eastAsia="Times New Roman" w:hAnsi="Times New Roman"/>
-          <w:b w:val="false"/>
-          <w:bCs w:val="false"/>
-          <w:sz w:val="21"/>
-          <w:szCs w:val="21"/>
-        </w:rPr>
-        <w:t xml:space="preserve"> с даты получения уведомления.</w:t>
+        <w:t xml:space="preserve">Каждая Сторона обязуется: </w:t>
+      </w:r>
+      <w:r>
+        <w:rPr>
+          <w:rFonts w:ascii="Times New Roman" w:cs="Times New Roman" w:eastAsia="Times New Roman" w:hAnsi="Times New Roman"/>
+          <w:b/>
+          <w:bCs/>
+          <w:sz w:val="21"/>
+          <w:szCs w:val="21"/>
+        </w:rPr>
+        <w:t xml:space="preserve">не разглашать</w:t>
+      </w:r>
+      <w:r>
+        <w:rPr>
+          <w:rFonts w:ascii="Times New Roman" w:cs="Times New Roman" w:eastAsia="Times New Roman" w:hAnsi="Times New Roman"/>
+          <w:b w:val="false"/>
+          <w:bCs w:val="false"/>
+          <w:sz w:val="21"/>
+          <w:szCs w:val="21"/>
+        </w:rPr>
+        <w:t xml:space="preserve"> конфиденциальную информацию третьим лицам без предварительного письменного согласия другой Стороны; </w:t>
+      </w:r>
+      <w:r>
+        <w:rPr>
+          <w:rFonts w:ascii="Times New Roman" w:cs="Times New Roman" w:eastAsia="Times New Roman" w:hAnsi="Times New Roman"/>
+          <w:b/>
+          <w:bCs/>
+          <w:sz w:val="21"/>
+          <w:szCs w:val="21"/>
+        </w:rPr>
+        <w:t xml:space="preserve">использовать</w:t>
+      </w:r>
+      <w:r>
+        <w:rPr>
+          <w:rFonts w:ascii="Times New Roman" w:cs="Times New Roman" w:eastAsia="Times New Roman" w:hAnsi="Times New Roman"/>
+          <w:b w:val="false"/>
+          <w:bCs w:val="false"/>
+          <w:sz w:val="21"/>
+          <w:szCs w:val="21"/>
+        </w:rPr>
+        <w:t xml:space="preserve"> её исключительно для целей исполнения настоящего Договора; </w:t>
+      </w:r>
+      <w:r>
+        <w:rPr>
+          <w:rFonts w:ascii="Times New Roman" w:cs="Times New Roman" w:eastAsia="Times New Roman" w:hAnsi="Times New Roman"/>
+          <w:b/>
+          <w:bCs/>
+          <w:sz w:val="21"/>
+          <w:szCs w:val="21"/>
+        </w:rPr>
+        <w:t xml:space="preserve">не копировать</w:t>
+      </w:r>
+      <w:r>
+        <w:rPr>
+          <w:rFonts w:ascii="Times New Roman" w:cs="Times New Roman" w:eastAsia="Times New Roman" w:hAnsi="Times New Roman"/>
+          <w:b w:val="false"/>
+          <w:bCs w:val="false"/>
+          <w:sz w:val="21"/>
+          <w:szCs w:val="21"/>
+        </w:rPr>
+        <w:t xml:space="preserve"> и не воспроизводить её сверх необходимого; предоставлять доступ к ней только тем работникам и привлечённым специалистам, которым она необходима для исполнения Договора, приняв с них аналогичные письменные обязательства о неразглашении; принимать разумные организационные и технические меры защиты (разграничение прав доступа, защищённое хранение, шифрование каналов передачи).</w:t>
       </w:r>
     </w:p>
     <w:p>
@@ -2553,47 +2593,7 @@
           <w:sz w:val="21"/>
           <w:szCs w:val="21"/>
         </w:rPr>
-        <w:t xml:space="preserve">Если в указанный срок несоответствие не устранено, Заказчик вправе </w:t>
-      </w:r>
-      <w:r>
-        <w:rPr>
-          <w:rFonts w:ascii="Times New Roman" w:cs="Times New Roman" w:eastAsia="Times New Roman" w:hAnsi="Times New Roman"/>
-          <w:b/>
-          <w:bCs/>
-          <w:sz w:val="21"/>
-          <w:szCs w:val="21"/>
-        </w:rPr>
-        <w:t xml:space="preserve">в одностороннем порядке отказаться от исполнения Договора</w:t>
-      </w:r>
-      <w:r>
-        <w:rPr>
-          <w:rFonts w:ascii="Times New Roman" w:cs="Times New Roman" w:eastAsia="Times New Roman" w:hAnsi="Times New Roman"/>
-          <w:b w:val="false"/>
-          <w:bCs w:val="false"/>
-          <w:sz w:val="21"/>
-          <w:szCs w:val="21"/>
-        </w:rPr>
-        <w:t xml:space="preserve">, а Исполнитель обязан </w:t>
-      </w:r>
-      <w:r>
-        <w:rPr>
-          <w:rFonts w:ascii="Times New Roman" w:cs="Times New Roman" w:eastAsia="Times New Roman" w:hAnsi="Times New Roman"/>
-          <w:b/>
-          <w:bCs/>
-          <w:sz w:val="21"/>
-          <w:szCs w:val="21"/>
-        </w:rPr>
-        <w:t xml:space="preserve">возвратить Заказчику все фактически оплаченные по Договору денежные средства в полном объёме</w:t>
-      </w:r>
-      <w:r>
-        <w:rPr>
-          <w:rFonts w:ascii="Times New Roman" w:cs="Times New Roman" w:eastAsia="Times New Roman" w:hAnsi="Times New Roman"/>
-          <w:b w:val="false"/>
-          <w:bCs w:val="false"/>
-          <w:sz w:val="21"/>
-          <w:szCs w:val="21"/>
-        </w:rPr>
-        <w:t xml:space="preserve"> в течение 10 (десяти) банковских дней с даты получения соответствующего требования. Ранее подписанные акты по этапам не лишают Заказчика этого права.</w:t>
+        <w:t xml:space="preserve">Не является нарушением раскрытие информации, которая: была общедоступна на момент передачи либо стала общедоступной не по вине принимающей Стороны; была правомерно известна принимающей Стороне до передачи; подлежит раскрытию по требованию уполномоченного государственного органа или суда — в этом случае раскрывающая Сторона незамедлительно уведомляет об этом другую Сторону и раскрывает информацию в минимально необходимом объёме.</w:t>
       </w:r>
     </w:p>
     <w:p>
@@ -2618,27 +2618,27 @@
           <w:sz w:val="21"/>
           <w:szCs w:val="21"/>
         </w:rPr>
-        <w:t xml:space="preserve">Правило п. 8.3 </w:t>
-      </w:r>
-      <w:r>
-        <w:rPr>
-          <w:rFonts w:ascii="Times New Roman" w:cs="Times New Roman" w:eastAsia="Times New Roman" w:hAnsi="Times New Roman"/>
-          <w:b/>
-          <w:bCs/>
-          <w:sz w:val="21"/>
-          <w:szCs w:val="21"/>
-        </w:rPr>
-        <w:t xml:space="preserve">не применяется</w:t>
-      </w:r>
-      <w:r>
-        <w:rPr>
-          <w:rFonts w:ascii="Times New Roman" w:cs="Times New Roman" w:eastAsia="Times New Roman" w:hAnsi="Times New Roman"/>
-          <w:b w:val="false"/>
-          <w:bCs w:val="false"/>
-          <w:sz w:val="21"/>
-          <w:szCs w:val="21"/>
-        </w:rPr>
-        <w:t xml:space="preserve">, если невыполнение пункта Технического задания вызвано обстоятельствами, не зависящими от Исполнителя, а именно: непредоставлением или несвоевременным предоставлением Заказчиком данных, доступов, оборудования или согласований (п. 2.3, п. 2.4); отказом или ограничениями со стороны сторонних сервисов и их API (Kaspi, WhatsApp, операторы связи, производители оборудования доступа) при документально подтверждённом обращении Исполнителя к таким сервисам; изменением требований Заказчика после утверждения Технического задания; обстоятельствами непреодолимой силы. В этих случаях Стороны письменно фиксируют причину и согласовывают замену либо исключение соответствующего пункта.</w:t>
+        <w:t xml:space="preserve">Персональные данные арендаторов и сотрудников Заказчика обрабатываются Исполнителем исключительно в объёме, необходимом для разработки и настройки Системы, и не используются ни для каких иных целей. По завершении работ и передаче Системы Исполнитель </w:t>
+      </w:r>
+      <w:r>
+        <w:rPr>
+          <w:rFonts w:ascii="Times New Roman" w:cs="Times New Roman" w:eastAsia="Times New Roman" w:hAnsi="Times New Roman"/>
+          <w:b/>
+          <w:bCs/>
+          <w:sz w:val="21"/>
+          <w:szCs w:val="21"/>
+        </w:rPr>
+        <w:t xml:space="preserve">удаляет</w:t>
+      </w:r>
+      <w:r>
+        <w:rPr>
+          <w:rFonts w:ascii="Times New Roman" w:cs="Times New Roman" w:eastAsia="Times New Roman" w:hAnsi="Times New Roman"/>
+          <w:b w:val="false"/>
+          <w:bCs w:val="false"/>
+          <w:sz w:val="21"/>
+          <w:szCs w:val="21"/>
+        </w:rPr>
+        <w:t xml:space="preserve"> со своих носителей копии рабочих баз данных Заказчика, за исключением резервных копий, необходимых для исполнения гарантийных обязательств, которые уничтожаются по истечении срока поддержки либо по письменному требованию Заказчика.</w:t>
       </w:r>
     </w:p>
     <w:p>
@@ -2663,13 +2663,108 @@
           <w:sz w:val="21"/>
           <w:szCs w:val="21"/>
         </w:rPr>
-        <w:t xml:space="preserve">При возврате оплаты по п. 8.3 исключительные права на результаты работ к Заказчику не переходят, а переданные Заказчику материалы, исходный код и доступы подлежат возврату или уничтожению. Обязательства Сторон по разделу 7 (Конфиденциальность) сохраняют силу.</w:t>
+        <w:t xml:space="preserve">Обязательства о конфиденциальности действуют в течение срока действия Договора и </w:t>
+      </w:r>
+      <w:r>
+        <w:rPr>
+          <w:rFonts w:ascii="Times New Roman" w:cs="Times New Roman" w:eastAsia="Times New Roman" w:hAnsi="Times New Roman"/>
+          <w:b/>
+          <w:bCs/>
+          <w:sz w:val="21"/>
+          <w:szCs w:val="21"/>
+        </w:rPr>
+        <w:t xml:space="preserve">5 (пяти) лет</w:t>
+      </w:r>
+      <w:r>
+        <w:rPr>
+          <w:rFonts w:ascii="Times New Roman" w:cs="Times New Roman" w:eastAsia="Times New Roman" w:hAnsi="Times New Roman"/>
+          <w:b w:val="false"/>
+          <w:bCs w:val="false"/>
+          <w:sz w:val="21"/>
+          <w:szCs w:val="21"/>
+        </w:rPr>
+        <w:t xml:space="preserve"> после его прекращения независимо от причин прекращения. В отношении персональных данных и исходного кода обязательства действуют бессрочно.</w:t>
+      </w:r>
+    </w:p>
+    <w:p>
+      <w:pPr>
+        <w:spacing w:after="70" w:line="264"/>
+        <w:ind w:left="560" w:hanging="560"/>
+        <w:jc w:val="both"/>
+      </w:pPr>
+      <w:r>
+        <w:rPr>
+          <w:rFonts w:ascii="Times New Roman" w:cs="Times New Roman" w:eastAsia="Times New Roman" w:hAnsi="Times New Roman"/>
+          <w:sz w:val="21"/>
+          <w:szCs w:val="21"/>
+        </w:rPr>
+        <w:t xml:space="preserve">8.6.	</w:t>
+      </w:r>
+      <w:r>
+        <w:rPr>
+          <w:rFonts w:ascii="Times New Roman" w:cs="Times New Roman" w:eastAsia="Times New Roman" w:hAnsi="Times New Roman"/>
+          <w:b w:val="false"/>
+          <w:bCs w:val="false"/>
+          <w:sz w:val="21"/>
+          <w:szCs w:val="21"/>
+        </w:rPr>
+        <w:t xml:space="preserve">За разглашение конфиденциальной информации виновная Сторона выплачивает другой Стороне штраф в размере </w:t>
+      </w:r>
+      <w:r>
+        <w:rPr>
+          <w:rFonts w:ascii="Times New Roman" w:cs="Times New Roman" w:eastAsia="Times New Roman" w:hAnsi="Times New Roman"/>
+          <w:b/>
+          <w:bCs/>
+          <w:sz w:val="21"/>
+          <w:szCs w:val="21"/>
+        </w:rPr>
+        <w:t xml:space="preserve">1 000 000 (одного миллиона) тенге</w:t>
+      </w:r>
+      <w:r>
+        <w:rPr>
+          <w:rFonts w:ascii="Times New Roman" w:cs="Times New Roman" w:eastAsia="Times New Roman" w:hAnsi="Times New Roman"/>
+          <w:b w:val="false"/>
+          <w:bCs w:val="false"/>
+          <w:sz w:val="21"/>
+          <w:szCs w:val="21"/>
+        </w:rPr>
+        <w:t xml:space="preserve"> за каждый случай нарушения и возмещает документально подтверждённые убытки в части, не покрытой штрафом.</w:t>
+      </w:r>
+    </w:p>
+    <w:p>
+      <w:pPr>
+        <w:spacing w:after="70" w:line="264"/>
+        <w:ind w:left="560" w:hanging="560"/>
+        <w:jc w:val="both"/>
+      </w:pPr>
+      <w:r>
+        <w:rPr>
+          <w:rFonts w:ascii="Times New Roman" w:cs="Times New Roman" w:eastAsia="Times New Roman" w:hAnsi="Times New Roman"/>
+          <w:sz w:val="21"/>
+          <w:szCs w:val="21"/>
+        </w:rPr>
+        <w:t xml:space="preserve">8.7.	</w:t>
+      </w:r>
+      <w:r>
+        <w:rPr>
+          <w:rFonts w:ascii="Times New Roman" w:cs="Times New Roman" w:eastAsia="Times New Roman" w:hAnsi="Times New Roman"/>
+          <w:b w:val="false"/>
+          <w:bCs w:val="false"/>
+          <w:sz w:val="21"/>
+          <w:szCs w:val="21"/>
+        </w:rPr>
+        <w:t xml:space="preserve">Настоящий раздел имеет силу соглашения о неразглашении (NDA) и не требует подписания отдельного документа. По требованию любой из Сторон может быть оформлено отдельное соглашение о неразглашении на условиях, не противоречащих настоящему разделу.</w:t>
+      </w:r>
+    </w:p>
+    <w:p>
+      <w:r>
+        <w:br w:type="page"/>
       </w:r>
     </w:p>
     <w:p>
       <w:pPr>
         <w:keepNext/>
-        <w:spacing w:after="90" w:before="220"/>
+        <w:spacing w:after="90" w:before="60"/>
       </w:pPr>
       <w:r>
         <w:rPr>
@@ -2680,7 +2775,7 @@
           <w:sz w:val="22"/>
           <w:szCs w:val="22"/>
         </w:rPr>
-        <w:t xml:space="preserve">9. Ответственность Сторон и прочие условия</w:t>
+        <w:t xml:space="preserve">9. Гарантия выполнения объёма работ и возврат оплаты</w:t>
       </w:r>
     </w:p>
     <w:p>
@@ -2705,7 +2800,27 @@
           <w:sz w:val="21"/>
           <w:szCs w:val="21"/>
         </w:rPr>
-        <w:t xml:space="preserve">За неисполнение или ненадлежащее исполнение обязательств Стороны несут ответственность в соответствии с законодательством Республики Казахстан. Совокупная ответственность Исполнителя ограничена суммой фактически полученной оплаты по Договору, за исключением случаев, предусмотренных п. 5.6 и п. 7.6.</w:t>
+        <w:t xml:space="preserve">Исполнитель гарантирует выполнение </w:t>
+      </w:r>
+      <w:r>
+        <w:rPr>
+          <w:rFonts w:ascii="Times New Roman" w:cs="Times New Roman" w:eastAsia="Times New Roman" w:hAnsi="Times New Roman"/>
+          <w:b/>
+          <w:bCs/>
+          <w:sz w:val="21"/>
+          <w:szCs w:val="21"/>
+        </w:rPr>
+        <w:t xml:space="preserve">всех без исключения пунктов Технического задания</w:t>
+      </w:r>
+      <w:r>
+        <w:rPr>
+          <w:rFonts w:ascii="Times New Roman" w:cs="Times New Roman" w:eastAsia="Times New Roman" w:hAnsi="Times New Roman"/>
+          <w:b w:val="false"/>
+          <w:bCs w:val="false"/>
+          <w:sz w:val="21"/>
+          <w:szCs w:val="21"/>
+        </w:rPr>
+        <w:t xml:space="preserve"> (Приложение № 1). Техническое задание является исчерпывающим перечнем обязательств Исполнителя по объёму работ.</w:t>
       </w:r>
     </w:p>
     <w:p>
@@ -2730,7 +2845,47 @@
           <w:sz w:val="21"/>
           <w:szCs w:val="21"/>
         </w:rPr>
-        <w:t xml:space="preserve">Исполнитель не несёт ответственности за работоспособность и условия сторонних сервисов и оборудования (Kaspi, WhatsApp, операторы связи, GSM-модули, Hikvision), а также за перерывы в их работе, произошедшие не по вине Исполнителя.</w:t>
+        <w:t xml:space="preserve">Если при приёмке итогового этапа выявлено, что </w:t>
+      </w:r>
+      <w:r>
+        <w:rPr>
+          <w:rFonts w:ascii="Times New Roman" w:cs="Times New Roman" w:eastAsia="Times New Roman" w:hAnsi="Times New Roman"/>
+          <w:b/>
+          <w:bCs/>
+          <w:sz w:val="21"/>
+          <w:szCs w:val="21"/>
+        </w:rPr>
+        <w:t xml:space="preserve">хотя бы один пункт Технического задания не выполнен по вине Исполнителя</w:t>
+      </w:r>
+      <w:r>
+        <w:rPr>
+          <w:rFonts w:ascii="Times New Roman" w:cs="Times New Roman" w:eastAsia="Times New Roman" w:hAnsi="Times New Roman"/>
+          <w:b w:val="false"/>
+          <w:bCs w:val="false"/>
+          <w:sz w:val="21"/>
+          <w:szCs w:val="21"/>
+        </w:rPr>
+        <w:t xml:space="preserve">, Заказчик направляет Исполнителю письменное уведомление с указанием невыполненных пунктов. Исполнитель обязан устранить несоответствие в срок </w:t>
+      </w:r>
+      <w:r>
+        <w:rPr>
+          <w:rFonts w:ascii="Times New Roman" w:cs="Times New Roman" w:eastAsia="Times New Roman" w:hAnsi="Times New Roman"/>
+          <w:b/>
+          <w:bCs/>
+          <w:sz w:val="21"/>
+          <w:szCs w:val="21"/>
+        </w:rPr>
+        <w:t xml:space="preserve">10 (десять) рабочих дней</w:t>
+      </w:r>
+      <w:r>
+        <w:rPr>
+          <w:rFonts w:ascii="Times New Roman" w:cs="Times New Roman" w:eastAsia="Times New Roman" w:hAnsi="Times New Roman"/>
+          <w:b w:val="false"/>
+          <w:bCs w:val="false"/>
+          <w:sz w:val="21"/>
+          <w:szCs w:val="21"/>
+        </w:rPr>
+        <w:t xml:space="preserve"> с даты получения уведомления.</w:t>
       </w:r>
     </w:p>
     <w:p>
@@ -2755,7 +2910,47 @@
           <w:sz w:val="21"/>
           <w:szCs w:val="21"/>
         </w:rPr>
-        <w:t xml:space="preserve">Стороны освобождаются от ответственности при обстоятельствах непреодолимой силы. Споры разрешаются переговорами, при недостижении согласия — в суде по месту нахождения ответчика.</w:t>
+        <w:t xml:space="preserve">Если в указанный срок несоответствие не устранено, Заказчик вправе </w:t>
+      </w:r>
+      <w:r>
+        <w:rPr>
+          <w:rFonts w:ascii="Times New Roman" w:cs="Times New Roman" w:eastAsia="Times New Roman" w:hAnsi="Times New Roman"/>
+          <w:b/>
+          <w:bCs/>
+          <w:sz w:val="21"/>
+          <w:szCs w:val="21"/>
+        </w:rPr>
+        <w:t xml:space="preserve">в одностороннем порядке отказаться от исполнения Договора</w:t>
+      </w:r>
+      <w:r>
+        <w:rPr>
+          <w:rFonts w:ascii="Times New Roman" w:cs="Times New Roman" w:eastAsia="Times New Roman" w:hAnsi="Times New Roman"/>
+          <w:b w:val="false"/>
+          <w:bCs w:val="false"/>
+          <w:sz w:val="21"/>
+          <w:szCs w:val="21"/>
+        </w:rPr>
+        <w:t xml:space="preserve">, а Исполнитель обязан </w:t>
+      </w:r>
+      <w:r>
+        <w:rPr>
+          <w:rFonts w:ascii="Times New Roman" w:cs="Times New Roman" w:eastAsia="Times New Roman" w:hAnsi="Times New Roman"/>
+          <w:b/>
+          <w:bCs/>
+          <w:sz w:val="21"/>
+          <w:szCs w:val="21"/>
+        </w:rPr>
+        <w:t xml:space="preserve">возвратить Заказчику все фактически оплаченные по Договору денежные средства в полном объёме</w:t>
+      </w:r>
+      <w:r>
+        <w:rPr>
+          <w:rFonts w:ascii="Times New Roman" w:cs="Times New Roman" w:eastAsia="Times New Roman" w:hAnsi="Times New Roman"/>
+          <w:b w:val="false"/>
+          <w:bCs w:val="false"/>
+          <w:sz w:val="21"/>
+          <w:szCs w:val="21"/>
+        </w:rPr>
+        <w:t xml:space="preserve"> в течение 10 (десяти) банковских дней с даты получения соответствующего требования. Ранее подписанные акты по этапам не лишают Заказчика этого права.</w:t>
       </w:r>
     </w:p>
     <w:p>
@@ -2780,7 +2975,27 @@
           <w:sz w:val="21"/>
           <w:szCs w:val="21"/>
         </w:rPr>
-        <w:t xml:space="preserve">Договор вступает в силу с момента подписания и действует до полного исполнения Сторонами обязательств. Изменения оформляются письменными дополнительными соглашениями. Договор составлен в двух экземплярах равной юридической силы.</w:t>
+        <w:t xml:space="preserve">Правило п. 9.3 </w:t>
+      </w:r>
+      <w:r>
+        <w:rPr>
+          <w:rFonts w:ascii="Times New Roman" w:cs="Times New Roman" w:eastAsia="Times New Roman" w:hAnsi="Times New Roman"/>
+          <w:b/>
+          <w:bCs/>
+          <w:sz w:val="21"/>
+          <w:szCs w:val="21"/>
+        </w:rPr>
+        <w:t xml:space="preserve">не применяется</w:t>
+      </w:r>
+      <w:r>
+        <w:rPr>
+          <w:rFonts w:ascii="Times New Roman" w:cs="Times New Roman" w:eastAsia="Times New Roman" w:hAnsi="Times New Roman"/>
+          <w:b w:val="false"/>
+          <w:bCs w:val="false"/>
+          <w:sz w:val="21"/>
+          <w:szCs w:val="21"/>
+        </w:rPr>
+        <w:t xml:space="preserve">, если невыполнение пункта Технического задания вызвано обстоятельствами, не зависящими от Исполнителя, а именно: непредоставлением или несвоевременным предоставлением Заказчиком данных, доступов, оборудования или согласований (п. 2.3, п. 2.4); отказом или ограничениями со стороны сторонних сервисов и их API (Kaspi, WhatsApp, операторы связи, производители оборудования доступа) при документально подтверждённом обращении Исполнителя к таким сервисам; изменением требований Заказчика после утверждения Технического задания; обстоятельствами непреодолимой силы. В этих случаях Стороны письменно фиксируют причину и согласовывают замену либо исключение соответствующего пункта.</w:t>
       </w:r>
     </w:p>
     <w:p>
@@ -2805,18 +3020,13 @@
           <w:sz w:val="21"/>
           <w:szCs w:val="21"/>
         </w:rPr>
-        <w:t xml:space="preserve">Приложение № 1 — Техническое задание — является неотъемлемой частью Договора и подписывается Сторонами отдельно.</w:t>
-      </w:r>
-    </w:p>
-    <w:p>
-      <w:r>
-        <w:br w:type="page"/>
+        <w:t xml:space="preserve">При возврате оплаты по п. 9.3 исключительные права на результаты работ к Заказчику не переходят, а переданные Заказчику материалы, исходный код и доступы подлежат возврату или уничтожению. Обязательства Сторон по разделу 8 (Конфиденциальность) сохраняют силу.</w:t>
       </w:r>
     </w:p>
     <w:p>
       <w:pPr>
         <w:keepNext/>
-        <w:spacing w:after="90" w:before="220"/>
+        <w:spacing w:after="90" w:before="60"/>
       </w:pPr>
       <w:r>
         <w:rPr>
@@ -2827,13 +3037,160 @@
           <w:sz w:val="22"/>
           <w:szCs w:val="22"/>
         </w:rPr>
-        <w:t xml:space="preserve">10. Реквизиты и подписи Сторон</w:t>
+        <w:t xml:space="preserve">10. Ответственность Сторон и прочие условия</w:t>
+      </w:r>
+    </w:p>
+    <w:p>
+      <w:pPr>
+        <w:spacing w:after="70" w:line="264"/>
+        <w:ind w:left="560" w:hanging="560"/>
+        <w:jc w:val="both"/>
+      </w:pPr>
+      <w:r>
+        <w:rPr>
+          <w:rFonts w:ascii="Times New Roman" w:cs="Times New Roman" w:eastAsia="Times New Roman" w:hAnsi="Times New Roman"/>
+          <w:sz w:val="21"/>
+          <w:szCs w:val="21"/>
+        </w:rPr>
+        <w:t xml:space="preserve">10.1.	</w:t>
+      </w:r>
+      <w:r>
+        <w:rPr>
+          <w:rFonts w:ascii="Times New Roman" w:cs="Times New Roman" w:eastAsia="Times New Roman" w:hAnsi="Times New Roman"/>
+          <w:b w:val="false"/>
+          <w:bCs w:val="false"/>
+          <w:sz w:val="21"/>
+          <w:szCs w:val="21"/>
+        </w:rPr>
+        <w:t xml:space="preserve">За неисполнение или ненадлежащее исполнение обязательств Стороны несут ответственность в соответствии с законодательством Республики Казахстан. Совокупная ответственность Исполнителя ограничена суммой фактически полученной оплаты по Договору, за исключением случаев, предусмотренных п. 5.6 и п. 8.6.</w:t>
+      </w:r>
+    </w:p>
+    <w:p>
+      <w:pPr>
+        <w:spacing w:after="70" w:line="264"/>
+        <w:ind w:left="560" w:hanging="560"/>
+        <w:jc w:val="both"/>
+      </w:pPr>
+      <w:r>
+        <w:rPr>
+          <w:rFonts w:ascii="Times New Roman" w:cs="Times New Roman" w:eastAsia="Times New Roman" w:hAnsi="Times New Roman"/>
+          <w:sz w:val="21"/>
+          <w:szCs w:val="21"/>
+        </w:rPr>
+        <w:t xml:space="preserve">10.2.	</w:t>
+      </w:r>
+      <w:r>
+        <w:rPr>
+          <w:rFonts w:ascii="Times New Roman" w:cs="Times New Roman" w:eastAsia="Times New Roman" w:hAnsi="Times New Roman"/>
+          <w:b w:val="false"/>
+          <w:bCs w:val="false"/>
+          <w:sz w:val="21"/>
+          <w:szCs w:val="21"/>
+        </w:rPr>
+        <w:t xml:space="preserve">Исполнитель не несёт ответственности за работоспособность и условия сторонних сервисов и оборудования (Kaspi, WhatsApp, операторы связи, GSM-модули, Hikvision), а также за перерывы в их работе, произошедшие не по вине Исполнителя.</w:t>
+      </w:r>
+    </w:p>
+    <w:p>
+      <w:pPr>
+        <w:spacing w:after="70" w:line="264"/>
+        <w:ind w:left="560" w:hanging="560"/>
+        <w:jc w:val="both"/>
+      </w:pPr>
+      <w:r>
+        <w:rPr>
+          <w:rFonts w:ascii="Times New Roman" w:cs="Times New Roman" w:eastAsia="Times New Roman" w:hAnsi="Times New Roman"/>
+          <w:sz w:val="21"/>
+          <w:szCs w:val="21"/>
+        </w:rPr>
+        <w:t xml:space="preserve">10.3.	</w:t>
+      </w:r>
+      <w:r>
+        <w:rPr>
+          <w:rFonts w:ascii="Times New Roman" w:cs="Times New Roman" w:eastAsia="Times New Roman" w:hAnsi="Times New Roman"/>
+          <w:b w:val="false"/>
+          <w:bCs w:val="false"/>
+          <w:sz w:val="21"/>
+          <w:szCs w:val="21"/>
+        </w:rPr>
+        <w:t xml:space="preserve">Стороны освобождаются от ответственности при обстоятельствах непреодолимой силы. Споры разрешаются переговорами, при недостижении согласия — в суде по месту нахождения ответчика.</w:t>
+      </w:r>
+    </w:p>
+    <w:p>
+      <w:pPr>
+        <w:spacing w:after="70" w:line="264"/>
+        <w:ind w:left="560" w:hanging="560"/>
+        <w:jc w:val="both"/>
+      </w:pPr>
+      <w:r>
+        <w:rPr>
+          <w:rFonts w:ascii="Times New Roman" w:cs="Times New Roman" w:eastAsia="Times New Roman" w:hAnsi="Times New Roman"/>
+          <w:sz w:val="21"/>
+          <w:szCs w:val="21"/>
+        </w:rPr>
+        <w:t xml:space="preserve">10.4.	</w:t>
+      </w:r>
+      <w:r>
+        <w:rPr>
+          <w:rFonts w:ascii="Times New Roman" w:cs="Times New Roman" w:eastAsia="Times New Roman" w:hAnsi="Times New Roman"/>
+          <w:b w:val="false"/>
+          <w:bCs w:val="false"/>
+          <w:sz w:val="21"/>
+          <w:szCs w:val="21"/>
+        </w:rPr>
+        <w:t xml:space="preserve">Договор вступает в силу с момента подписания и действует до полного исполнения Сторонами обязательств. Изменения оформляются письменными дополнительными соглашениями. Договор составлен в двух экземплярах равной юридической силы.</w:t>
+      </w:r>
+    </w:p>
+    <w:p>
+      <w:pPr>
+        <w:spacing w:after="70" w:line="264"/>
+        <w:ind w:left="560" w:hanging="560"/>
+        <w:jc w:val="both"/>
+      </w:pPr>
+      <w:r>
+        <w:rPr>
+          <w:rFonts w:ascii="Times New Roman" w:cs="Times New Roman" w:eastAsia="Times New Roman" w:hAnsi="Times New Roman"/>
+          <w:sz w:val="21"/>
+          <w:szCs w:val="21"/>
+        </w:rPr>
+        <w:t xml:space="preserve">10.5.	</w:t>
+      </w:r>
+      <w:r>
+        <w:rPr>
+          <w:rFonts w:ascii="Times New Roman" w:cs="Times New Roman" w:eastAsia="Times New Roman" w:hAnsi="Times New Roman"/>
+          <w:b w:val="false"/>
+          <w:bCs w:val="false"/>
+          <w:sz w:val="21"/>
+          <w:szCs w:val="21"/>
+        </w:rPr>
+        <w:t xml:space="preserve">Приложение № 1 — Техническое задание — является неотъемлемой частью Договора и подписывается Сторонами отдельно.</w:t>
+      </w:r>
+    </w:p>
+    <w:p>
+      <w:r>
+        <w:br w:type="page"/>
       </w:r>
     </w:p>
     <w:p>
       <w:pPr>
         <w:keepNext/>
-        <w:spacing w:after="90" w:before="220"/>
+        <w:spacing w:after="90" w:before="60"/>
+      </w:pPr>
+      <w:r>
+        <w:rPr>
+          <w:rFonts w:ascii="Times New Roman" w:cs="Times New Roman" w:eastAsia="Times New Roman" w:hAnsi="Times New Roman"/>
+          <w:b/>
+          <w:bCs/>
+          <w:caps/>
+          <w:sz w:val="22"/>
+          <w:szCs w:val="22"/>
+        </w:rPr>
+        <w:t xml:space="preserve">11. Реквизиты и подписи Сторон</w:t>
+      </w:r>
+    </w:p>
+    <w:p>
+      <w:pPr>
+        <w:keepNext/>
+        <w:spacing w:after="90" w:before="60"/>
       </w:pPr>
       <w:r>
         <w:rPr>

--- a/app/dogovor-zipsklad.docx
+++ b/app/dogovor-zipsklad.docx
@@ -554,7 +554,27 @@
           <w:sz w:val="21"/>
           <w:szCs w:val="21"/>
         </w:rPr>
-        <w:t xml:space="preserve"> сети без переработки архитектуры: добавление нового склада выполняется Заказчиком самостоятельно в админке. Соответствие этому требованию проверяется при приёмке итогового этапа.</w:t>
+        <w:t xml:space="preserve"> сети </w:t>
+      </w:r>
+      <w:r>
+        <w:rPr>
+          <w:rFonts w:ascii="Times New Roman" w:cs="Times New Roman" w:eastAsia="Times New Roman" w:hAnsi="Times New Roman"/>
+          <w:b/>
+          <w:bCs/>
+          <w:sz w:val="21"/>
+          <w:szCs w:val="21"/>
+        </w:rPr>
+        <w:t xml:space="preserve">без переработки архитектуры и без дополнительной оплаты разработки</w:t>
+      </w:r>
+      <w:r>
+        <w:rPr>
+          <w:rFonts w:ascii="Times New Roman" w:cs="Times New Roman" w:eastAsia="Times New Roman" w:hAnsi="Times New Roman"/>
+          <w:b w:val="false"/>
+          <w:bCs w:val="false"/>
+          <w:sz w:val="21"/>
+          <w:szCs w:val="21"/>
+        </w:rPr>
+        <w:t xml:space="preserve">: добавление нового склада выполняется Заказчиком самостоятельно в админке. Рост числа складов и нагрузки обеспечивается расширением ресурсов сервера (процессор, оперативная память, дисковое пространство, пропускная способность), которые относятся к расходам Заказчика на содержание инфраструктуры. Соответствие этому требованию проверяется при приёмке итогового этапа. Аналогичная формулировка содержится в пункте 3 раздела 1 Технического задания.</w:t>
       </w:r>
     </w:p>
     <w:p>
@@ -771,7 +791,7 @@
           <w:sz w:val="21"/>
           <w:szCs w:val="21"/>
         </w:rPr>
-        <w:t xml:space="preserve"> с даты поступления предоплаты, при условии своевременного предоставления Заказчиком данных, доступов и согласований. Срок ответа Заказчика на запросы согласования — до 2 (двух) рабочих дней; задержки согласований соразмерно сдвигают срок сдачи.</w:t>
+        <w:t xml:space="preserve"> с даты поступления предоплаты, при условии своевременного предоставления Заказчиком данных, доступов и согласований. Срок ответа Заказчика на запросы согласования — до 2 (двух) рабочих дней; задержки согласований соразмерно сдвигают срок сдачи. Ответственность Исполнителя за нарушение срока по зависящим от него причинам установлена п. 10.4 Договора.</w:t>
       </w:r>
     </w:p>
     <w:p>
@@ -857,6 +877,11 @@
           <w:szCs w:val="21"/>
         </w:rPr>
         <w:t xml:space="preserve"> Стороны понимают и фиксируют: при отключении электричества или интернета канал открытия замков не работает — оборудование перестаёт управляться Системой. Это ограничение оборудования и внешних сетей, а не недостаток программной части, и не является основанием для претензий к Исполнителю. Организация доступа в такой ситуации (дежурный оператор, механическое открытие), резервное электропитание и автономные каналы связи обеспечиваются Заказчиком и в состав работ не входят.</w:t>
+      </w:r>
+    </w:p>
+    <w:p>
+      <w:r>
+        <w:br w:type="page"/>
       </w:r>
     </w:p>
     <w:p>
@@ -1567,11 +1592,6 @@
       </w:r>
     </w:p>
     <w:p>
-      <w:r>
-        <w:br w:type="page"/>
-      </w:r>
-    </w:p>
-    <w:p>
       <w:pPr>
         <w:keepNext/>
         <w:spacing w:after="90" w:before="60"/>
@@ -2435,6 +2455,11 @@
       </w:r>
     </w:p>
     <w:p>
+      <w:r>
+        <w:br w:type="page"/>
+      </w:r>
+    </w:p>
+    <w:p>
       <w:pPr>
         <w:keepNext/>
         <w:spacing w:after="90" w:before="60"/>
@@ -2757,11 +2782,6 @@
       </w:r>
     </w:p>
     <w:p>
-      <w:r>
-        <w:br w:type="page"/>
-      </w:r>
-    </w:p>
-    <w:p>
       <w:pPr>
         <w:keepNext/>
         <w:spacing w:after="90" w:before="60"/>
@@ -3132,6 +3152,61 @@
       <w:r>
         <w:rPr>
           <w:rFonts w:ascii="Times New Roman" w:cs="Times New Roman" w:eastAsia="Times New Roman" w:hAnsi="Times New Roman"/>
+          <w:b/>
+          <w:bCs/>
+          <w:sz w:val="21"/>
+          <w:szCs w:val="21"/>
+        </w:rPr>
+        <w:t xml:space="preserve">Неустойка за нарушение сроков Исполнителем.</w:t>
+      </w:r>
+      <w:r>
+        <w:rPr>
+          <w:rFonts w:ascii="Times New Roman" w:cs="Times New Roman" w:eastAsia="Times New Roman" w:hAnsi="Times New Roman"/>
+          <w:b w:val="false"/>
+          <w:bCs w:val="false"/>
+          <w:sz w:val="21"/>
+          <w:szCs w:val="21"/>
+        </w:rPr>
+        <w:t xml:space="preserve"> При нарушении Исполнителем срока выполнения работ, установленного п. 2.2 Договора, по причинам, зависящим от Исполнителя, Исполнитель уплачивает Заказчику неустойку (пеню) в размере </w:t>
+      </w:r>
+      <w:r>
+        <w:rPr>
+          <w:rFonts w:ascii="Times New Roman" w:cs="Times New Roman" w:eastAsia="Times New Roman" w:hAnsi="Times New Roman"/>
+          <w:b/>
+          <w:bCs/>
+          <w:sz w:val="21"/>
+          <w:szCs w:val="21"/>
+        </w:rPr>
+        <w:t xml:space="preserve">0,5% (ноль целых пять десятых процента) от общей стоимости работ по Договору за каждый календарный день просрочки, но не более 5% (пяти процентов) от общей стоимости работ</w:t>
+      </w:r>
+      <w:r>
+        <w:rPr>
+          <w:rFonts w:ascii="Times New Roman" w:cs="Times New Roman" w:eastAsia="Times New Roman" w:hAnsi="Times New Roman"/>
+          <w:b w:val="false"/>
+          <w:bCs w:val="false"/>
+          <w:sz w:val="21"/>
+          <w:szCs w:val="21"/>
+        </w:rPr>
+        <w:t xml:space="preserve">. При общей стоимости работ 3 000 000 (три миллиона) тенге это составляет 15 000 (пятнадцать тысяч) тенге за каждый день просрочки и не более 150 000 (ста пятидесяти тысяч) тенге в совокупности. Неустойка начисляется с первого дня просрочки на основании письменного требования Заказчика и уплачивается в течение 10 (десяти) банковских дней с даты его получения либо по соглашению Сторон удерживается из очередного платежа. Периоды просрочки, вызванные обстоятельствами, указанными в п. 2.2, п. 2.3, п. 2.4 и п. 9.4 Договора — непредоставлением или несвоевременным предоставлением Заказчиком данных, доступов, оборудования или согласований, ограничениями сторонних сервисов и их API, обстоятельствами непреодолимой силы, — при исчислении неустойки не учитываются и соразмерно продлевают срок выполнения работ. Уплата неустойки не освобождает Исполнителя от исполнения обязательств по Договору.</w:t>
+      </w:r>
+    </w:p>
+    <w:p>
+      <w:pPr>
+        <w:spacing w:after="70" w:line="264"/>
+        <w:ind w:left="560" w:hanging="560"/>
+        <w:jc w:val="both"/>
+      </w:pPr>
+      <w:r>
+        <w:rPr>
+          <w:rFonts w:ascii="Times New Roman" w:cs="Times New Roman" w:eastAsia="Times New Roman" w:hAnsi="Times New Roman"/>
+          <w:sz w:val="21"/>
+          <w:szCs w:val="21"/>
+        </w:rPr>
+        <w:t xml:space="preserve">10.5.	</w:t>
+      </w:r>
+      <w:r>
+        <w:rPr>
+          <w:rFonts w:ascii="Times New Roman" w:cs="Times New Roman" w:eastAsia="Times New Roman" w:hAnsi="Times New Roman"/>
           <w:b w:val="false"/>
           <w:bCs w:val="false"/>
           <w:sz w:val="21"/>
@@ -3152,7 +3227,7 @@
           <w:sz w:val="21"/>
           <w:szCs w:val="21"/>
         </w:rPr>
-        <w:t xml:space="preserve">10.5.	</w:t>
+        <w:t xml:space="preserve">10.6.	</w:t>
       </w:r>
       <w:r>
         <w:rPr>

--- a/app/dogovor-zipsklad.docx
+++ b/app/dogovor-zipsklad.docx
@@ -156,7 +156,7 @@
           <w:sz w:val="21"/>
           <w:szCs w:val="21"/>
         </w:rPr>
-        <w:t xml:space="preserve">, БИН 880607300110, в лице руководителя Цая Платона Леонидовича, действующего на основании свидетельства о государственной регистрации, именуемый в дальнейшем </w:t>
+        <w:t xml:space="preserve">, БИН 880607300110, в лице руководителя Цай Платона Львовича, действующего на основании свидетельства о государственной регистрации, именуемый в дальнейшем </w:t>
       </w:r>
       <w:r>
         <w:rPr>
@@ -3622,7 +3622,7 @@
                 <w:sz w:val="20"/>
                 <w:szCs w:val="20"/>
               </w:rPr>
-              <w:t xml:space="preserve">Руководитель: Цай Платон Леонидович</w:t>
+              <w:t xml:space="preserve">Руководитель: Цай Платон Львович</w:t>
             </w:r>
           </w:p>
           <w:p>
